--- a/output/doc/Startup Operational Excellence-working manuscript ch1-8.docx
+++ b/output/doc/Startup Operational Excellence-working manuscript ch1-8.docx
@@ -30,7 +30,7 @@
         <w:rPr>
           <w:sz w:val="24"/>
         </w:rPr>
-        <w:t>by Robert McCarthy</w:t>
+        <w:t>by Robert T. McCarthy</w:t>
       </w:r>
     </w:p>
     <w:p>
@@ -89,7 +89,7 @@
         <w:spacing w:after="160" w:line="259" w:lineRule="auto"/>
       </w:pPr>
       <w:r>
-        <w:t>Author: Robert McCarthy</w:t>
+        <w:t>Author: Robert T. McCarthy</w:t>
       </w:r>
     </w:p>
     <w:p>
@@ -153,7 +153,7 @@
         <w:spacing w:after="160" w:line="259" w:lineRule="auto"/>
       </w:pPr>
       <w:r>
-        <w:t>AI-assisted writing disclosure: This book was developed with AI-assisted drafting and editing under Robert McCarthy's direction. The ideas, judgment, voice, final editorial decisions, and responsibility for the work remain with the author.</w:t>
+        <w:t>AI-assisted writing disclosure: This book was developed with AI-assisted drafting and editing under Robert T. McCarthy's direction. The ideas, judgment, voice, final editorial decisions, and responsibility for the work remain with the author.</w:t>
       </w:r>
     </w:p>
     <w:p>
